--- a/Semester_5/Praxissemesterbericht/V2.4 Hausarbeit UI Kürzung.docx
+++ b/Semester_5/Praxissemesterbericht/V2.4 Hausarbeit UI Kürzung.docx
@@ -112,8 +112,13 @@
         <w:pStyle w:val="MHUITitelseiteText"/>
       </w:pPr>
       <w:r>
-        <w:t>Studienbereich Human Centricity</w:t>
-      </w:r>
+        <w:t xml:space="preserve">Studienbereich Human </w:t>
+      </w:r>
+      <w:proofErr w:type="spellStart"/>
+      <w:r>
+        <w:t>Centricity</w:t>
+      </w:r>
+      <w:proofErr w:type="spellEnd"/>
     </w:p>
     <w:p>
       <w:pPr>
@@ -257,8 +262,13 @@
         <w:pStyle w:val="MHUITitelseiteText"/>
       </w:pPr>
       <w:r>
-        <w:t>Studienbereich Human Centricity</w:t>
-      </w:r>
+        <w:t xml:space="preserve">Studienbereich Human </w:t>
+      </w:r>
+      <w:proofErr w:type="spellStart"/>
+      <w:r>
+        <w:t>Centricity</w:t>
+      </w:r>
+      <w:proofErr w:type="spellEnd"/>
     </w:p>
     <w:p>
       <w:pPr>
@@ -334,7 +344,7 @@
       <w:pPr>
         <w:pStyle w:val="MHUIberschrift1OhneNummerierung"/>
       </w:pPr>
-      <w:bookmarkStart w:id="0" w:name="_Toc156654584"/>
+      <w:bookmarkStart w:id="0" w:name="_Toc223515351"/>
       <w:r>
         <w:lastRenderedPageBreak/>
         <w:t>Eidessattliche Erklärung</w:t>
@@ -479,7 +489,7 @@
       <w:r>
         <w:fldChar w:fldCharType="separate"/>
       </w:r>
-      <w:hyperlink w:anchor="_Toc156654584" w:history="1">
+      <w:hyperlink w:anchor="_Toc223515351" w:history="1">
         <w:r>
           <w:rPr>
             <w:rStyle w:val="Hyperlink"/>
@@ -507,7 +517,7 @@
             <w:noProof/>
             <w:webHidden/>
           </w:rPr>
-          <w:instrText xml:space="preserve"> PAGEREF _Toc156654584 \h </w:instrText>
+          <w:instrText xml:space="preserve"> PAGEREF _Toc223515351 \h </w:instrText>
         </w:r>
         <w:r>
           <w:rPr>
@@ -527,7 +537,7 @@
             <w:noProof/>
             <w:webHidden/>
           </w:rPr>
-          <w:t>2</w:t>
+          <w:t>4</w:t>
         </w:r>
         <w:r>
           <w:rPr>
@@ -551,7 +561,7 @@
           <w14:ligatures w14:val="standardContextual"/>
         </w:rPr>
       </w:pPr>
-      <w:hyperlink w:anchor="_Toc156654585" w:history="1">
+      <w:hyperlink w:anchor="_Toc223515352" w:history="1">
         <w:r>
           <w:rPr>
             <w:rStyle w:val="Hyperlink"/>
@@ -579,7 +589,7 @@
             <w:noProof/>
             <w:webHidden/>
           </w:rPr>
-          <w:instrText xml:space="preserve"> PAGEREF _Toc156654585 \h </w:instrText>
+          <w:instrText xml:space="preserve"> PAGEREF _Toc223515352 \h </w:instrText>
         </w:r>
         <w:r>
           <w:rPr>
@@ -599,7 +609,7 @@
             <w:noProof/>
             <w:webHidden/>
           </w:rPr>
-          <w:t>2</w:t>
+          <w:t>5</w:t>
         </w:r>
         <w:r>
           <w:rPr>
@@ -622,7 +632,7 @@
           <w14:ligatures w14:val="standardContextual"/>
         </w:rPr>
       </w:pPr>
-      <w:hyperlink w:anchor="_Toc156654586" w:history="1">
+      <w:hyperlink w:anchor="_Toc223515353" w:history="1">
         <w:r>
           <w:rPr>
             <w:rStyle w:val="Hyperlink"/>
@@ -645,7 +655,7 @@
           <w:rPr>
             <w:webHidden/>
           </w:rPr>
-          <w:instrText xml:space="preserve"> PAGEREF _Toc156654586 \h </w:instrText>
+          <w:instrText xml:space="preserve"> PAGEREF _Toc223515353 \h </w:instrText>
         </w:r>
         <w:r>
           <w:rPr>
@@ -662,131 +672,7 @@
           <w:rPr>
             <w:webHidden/>
           </w:rPr>
-          <w:t>2</w:t>
-        </w:r>
-        <w:r>
-          <w:rPr>
-            <w:webHidden/>
-          </w:rPr>
-          <w:fldChar w:fldCharType="end"/>
-        </w:r>
-      </w:hyperlink>
-    </w:p>
-    <w:p>
-      <w:pPr>
-        <w:pStyle w:val="Verzeichnis2"/>
-        <w:rPr>
-          <w:rFonts w:asciiTheme="minorHAnsi" w:hAnsiTheme="minorHAnsi" w:cstheme="minorBidi"/>
-          <w:b w:val="0"/>
-          <w:kern w:val="2"/>
-          <w:szCs w:val="24"/>
-          <w:lang w:eastAsia="de-DE" w:bidi="ar-SA"/>
-          <w14:ligatures w14:val="standardContextual"/>
-        </w:rPr>
-      </w:pPr>
-      <w:hyperlink w:anchor="_Toc156654587" w:history="1">
-        <w:r>
-          <w:rPr>
-            <w:rStyle w:val="Hyperlink"/>
-          </w:rPr>
-          <w:t>Tabellenverzeichnis</w:t>
-        </w:r>
-        <w:r>
-          <w:rPr>
-            <w:webHidden/>
-          </w:rPr>
-          <w:tab/>
-        </w:r>
-        <w:r>
-          <w:rPr>
-            <w:webHidden/>
-          </w:rPr>
-          <w:fldChar w:fldCharType="begin"/>
-        </w:r>
-        <w:r>
-          <w:rPr>
-            <w:webHidden/>
-          </w:rPr>
-          <w:instrText xml:space="preserve"> PAGEREF _Toc156654587 \h </w:instrText>
-        </w:r>
-        <w:r>
-          <w:rPr>
-            <w:webHidden/>
-          </w:rPr>
-        </w:r>
-        <w:r>
-          <w:rPr>
-            <w:webHidden/>
-          </w:rPr>
-          <w:fldChar w:fldCharType="separate"/>
-        </w:r>
-        <w:r>
-          <w:rPr>
-            <w:webHidden/>
-          </w:rPr>
-          <w:t>2</w:t>
-        </w:r>
-        <w:r>
-          <w:rPr>
-            <w:webHidden/>
-          </w:rPr>
-          <w:fldChar w:fldCharType="end"/>
-        </w:r>
-      </w:hyperlink>
-    </w:p>
-    <w:p>
-      <w:pPr>
-        <w:pStyle w:val="Verzeichnis2"/>
-        <w:rPr>
-          <w:rFonts w:asciiTheme="minorHAnsi" w:hAnsiTheme="minorHAnsi" w:cstheme="minorBidi"/>
-          <w:b w:val="0"/>
-          <w:kern w:val="2"/>
-          <w:szCs w:val="24"/>
-          <w:lang w:eastAsia="de-DE" w:bidi="ar-SA"/>
-          <w14:ligatures w14:val="standardContextual"/>
-        </w:rPr>
-      </w:pPr>
-      <w:hyperlink w:anchor="_Toc156654588" w:history="1">
-        <w:r>
-          <w:rPr>
-            <w:rStyle w:val="Hyperlink"/>
-          </w:rPr>
-          <w:t>Abkürzungsverzeichnis</w:t>
-        </w:r>
-        <w:r>
-          <w:rPr>
-            <w:webHidden/>
-          </w:rPr>
-          <w:tab/>
-        </w:r>
-        <w:r>
-          <w:rPr>
-            <w:webHidden/>
-          </w:rPr>
-          <w:fldChar w:fldCharType="begin"/>
-        </w:r>
-        <w:r>
-          <w:rPr>
-            <w:webHidden/>
-          </w:rPr>
-          <w:instrText xml:space="preserve"> PAGEREF _Toc156654588 \h </w:instrText>
-        </w:r>
-        <w:r>
-          <w:rPr>
-            <w:webHidden/>
-          </w:rPr>
-        </w:r>
-        <w:r>
-          <w:rPr>
-            <w:webHidden/>
-          </w:rPr>
-          <w:fldChar w:fldCharType="separate"/>
-        </w:r>
-        <w:r>
-          <w:rPr>
-            <w:webHidden/>
-          </w:rPr>
-          <w:t>2</w:t>
+          <w:t>5</w:t>
         </w:r>
         <w:r>
           <w:rPr>
@@ -809,7 +695,7 @@
           <w14:ligatures w14:val="standardContextual"/>
         </w:rPr>
       </w:pPr>
-      <w:hyperlink w:anchor="_Toc156654589" w:history="1">
+      <w:hyperlink w:anchor="_Toc223515354" w:history="1">
         <w:r>
           <w:rPr>
             <w:rStyle w:val="Hyperlink"/>
@@ -836,7 +722,7 @@
             <w:noProof/>
             <w:lang w:bidi="en-US"/>
           </w:rPr>
-          <w:t>Hinführung</w:t>
+          <w:t>Einleitung</w:t>
         </w:r>
         <w:r>
           <w:rPr>
@@ -857,7 +743,7 @@
             <w:noProof/>
             <w:webHidden/>
           </w:rPr>
-          <w:instrText xml:space="preserve"> PAGEREF _Toc156654589 \h </w:instrText>
+          <w:instrText xml:space="preserve"> PAGEREF _Toc223515354 \h </w:instrText>
         </w:r>
         <w:r>
           <w:rPr>
@@ -877,7 +763,7 @@
             <w:noProof/>
             <w:webHidden/>
           </w:rPr>
-          <w:t>3</w:t>
+          <w:t>6</w:t>
         </w:r>
         <w:r>
           <w:rPr>
@@ -901,7 +787,7 @@
           <w14:ligatures w14:val="standardContextual"/>
         </w:rPr>
       </w:pPr>
-      <w:hyperlink w:anchor="_Toc156654590" w:history="1">
+      <w:hyperlink w:anchor="_Toc223515355" w:history="1">
         <w:r>
           <w:rPr>
             <w:rStyle w:val="Hyperlink"/>
@@ -928,7 +814,7 @@
             <w:noProof/>
             <w:lang w:bidi="en-US"/>
           </w:rPr>
-          <w:t>Wichtige Begriffserklärungen</w:t>
+          <w:t>Continental AG</w:t>
         </w:r>
         <w:r>
           <w:rPr>
@@ -949,7 +835,7 @@
             <w:noProof/>
             <w:webHidden/>
           </w:rPr>
-          <w:instrText xml:space="preserve"> PAGEREF _Toc156654590 \h </w:instrText>
+          <w:instrText xml:space="preserve"> PAGEREF _Toc223515355 \h </w:instrText>
         </w:r>
         <w:r>
           <w:rPr>
@@ -969,7 +855,7 @@
             <w:noProof/>
             <w:webHidden/>
           </w:rPr>
-          <w:t>4</w:t>
+          <w:t>7</w:t>
         </w:r>
         <w:r>
           <w:rPr>
@@ -992,7 +878,7 @@
           <w14:ligatures w14:val="standardContextual"/>
         </w:rPr>
       </w:pPr>
-      <w:hyperlink w:anchor="_Toc156654591" w:history="1">
+      <w:hyperlink w:anchor="_Toc223515356" w:history="1">
         <w:r>
           <w:rPr>
             <w:rStyle w:val="Hyperlink"/>
@@ -1014,7 +900,7 @@
           <w:rPr>
             <w:rStyle w:val="Hyperlink"/>
           </w:rPr>
-          <w:t>Die Verschiedenen UI-Arten</w:t>
+          <w:t>Contitech</w:t>
         </w:r>
         <w:r>
           <w:rPr>
@@ -1032,7 +918,7 @@
           <w:rPr>
             <w:webHidden/>
           </w:rPr>
-          <w:instrText xml:space="preserve"> PAGEREF _Toc156654591 \h </w:instrText>
+          <w:instrText xml:space="preserve"> PAGEREF _Toc223515356 \h </w:instrText>
         </w:r>
         <w:r>
           <w:rPr>
@@ -1049,7 +935,7 @@
           <w:rPr>
             <w:webHidden/>
           </w:rPr>
-          <w:t>4</w:t>
+          <w:t>7</w:t>
         </w:r>
         <w:r>
           <w:rPr>
@@ -1071,7 +957,7 @@
           <w14:ligatures w14:val="standardContextual"/>
         </w:rPr>
       </w:pPr>
-      <w:hyperlink w:anchor="_Toc156654592" w:history="1">
+      <w:hyperlink w:anchor="_Toc223515357" w:history="1">
         <w:r>
           <w:rPr>
             <w:rStyle w:val="Hyperlink"/>
@@ -1093,7 +979,7 @@
           <w:rPr>
             <w:rStyle w:val="Hyperlink"/>
           </w:rPr>
-          <w:t>Diegetische UI</w:t>
+          <w:t>SSL</w:t>
         </w:r>
         <w:r>
           <w:rPr>
@@ -1111,7 +997,7 @@
           <w:rPr>
             <w:webHidden/>
           </w:rPr>
-          <w:instrText xml:space="preserve"> PAGEREF _Toc156654592 \h </w:instrText>
+          <w:instrText xml:space="preserve"> PAGEREF _Toc223515357 \h </w:instrText>
         </w:r>
         <w:r>
           <w:rPr>
@@ -1128,7 +1014,7 @@
           <w:rPr>
             <w:webHidden/>
           </w:rPr>
-          <w:t>4</w:t>
+          <w:t>8</w:t>
         </w:r>
         <w:r>
           <w:rPr>
@@ -1150,7 +1036,7 @@
           <w14:ligatures w14:val="standardContextual"/>
         </w:rPr>
       </w:pPr>
-      <w:hyperlink w:anchor="_Toc156654593" w:history="1">
+      <w:hyperlink w:anchor="_Toc223515358" w:history="1">
         <w:r>
           <w:rPr>
             <w:rStyle w:val="Hyperlink"/>
@@ -1172,7 +1058,7 @@
           <w:rPr>
             <w:rStyle w:val="Hyperlink"/>
           </w:rPr>
-          <w:t>Nicht Diegetische UI</w:t>
+          <w:t>Konrad Hornschuch Gmbh</w:t>
         </w:r>
         <w:r>
           <w:rPr>
@@ -1190,7 +1076,7 @@
           <w:rPr>
             <w:webHidden/>
           </w:rPr>
-          <w:instrText xml:space="preserve"> PAGEREF _Toc156654593 \h </w:instrText>
+          <w:instrText xml:space="preserve"> PAGEREF _Toc223515358 \h </w:instrText>
         </w:r>
         <w:r>
           <w:rPr>
@@ -1207,165 +1093,7 @@
           <w:rPr>
             <w:webHidden/>
           </w:rPr>
-          <w:t>5</w:t>
-        </w:r>
-        <w:r>
-          <w:rPr>
-            <w:webHidden/>
-          </w:rPr>
-          <w:fldChar w:fldCharType="end"/>
-        </w:r>
-      </w:hyperlink>
-    </w:p>
-    <w:p>
-      <w:pPr>
-        <w:pStyle w:val="Verzeichnis2"/>
-        <w:rPr>
-          <w:rFonts w:asciiTheme="minorHAnsi" w:hAnsiTheme="minorHAnsi" w:cstheme="minorBidi"/>
-          <w:b w:val="0"/>
-          <w:kern w:val="2"/>
-          <w:szCs w:val="24"/>
-          <w:lang w:eastAsia="de-DE" w:bidi="ar-SA"/>
-          <w14:ligatures w14:val="standardContextual"/>
-        </w:rPr>
-      </w:pPr>
-      <w:hyperlink w:anchor="_Toc156654594" w:history="1">
-        <w:r>
-          <w:rPr>
-            <w:rStyle w:val="Hyperlink"/>
-          </w:rPr>
-          <w:t>2.4</w:t>
-        </w:r>
-        <w:r>
-          <w:rPr>
-            <w:rFonts w:asciiTheme="minorHAnsi" w:hAnsiTheme="minorHAnsi" w:cstheme="minorBidi"/>
-            <w:b w:val="0"/>
-            <w:kern w:val="2"/>
-            <w:szCs w:val="24"/>
-            <w:lang w:eastAsia="de-DE" w:bidi="ar-SA"/>
-            <w14:ligatures w14:val="standardContextual"/>
-          </w:rPr>
-          <w:tab/>
-        </w:r>
-        <w:r>
-          <w:rPr>
-            <w:rStyle w:val="Hyperlink"/>
-          </w:rPr>
-          <w:t>Räumliche UI</w:t>
-        </w:r>
-        <w:r>
-          <w:rPr>
-            <w:webHidden/>
-          </w:rPr>
-          <w:tab/>
-        </w:r>
-        <w:r>
-          <w:rPr>
-            <w:webHidden/>
-          </w:rPr>
-          <w:fldChar w:fldCharType="begin"/>
-        </w:r>
-        <w:r>
-          <w:rPr>
-            <w:webHidden/>
-          </w:rPr>
-          <w:instrText xml:space="preserve"> PAGEREF _Toc156654594 \h </w:instrText>
-        </w:r>
-        <w:r>
-          <w:rPr>
-            <w:webHidden/>
-          </w:rPr>
-        </w:r>
-        <w:r>
-          <w:rPr>
-            <w:webHidden/>
-          </w:rPr>
-          <w:fldChar w:fldCharType="separate"/>
-        </w:r>
-        <w:r>
-          <w:rPr>
-            <w:webHidden/>
-          </w:rPr>
-          <w:t>6</w:t>
-        </w:r>
-        <w:r>
-          <w:rPr>
-            <w:webHidden/>
-          </w:rPr>
-          <w:fldChar w:fldCharType="end"/>
-        </w:r>
-      </w:hyperlink>
-    </w:p>
-    <w:p>
-      <w:pPr>
-        <w:pStyle w:val="Verzeichnis2"/>
-        <w:rPr>
-          <w:rFonts w:asciiTheme="minorHAnsi" w:hAnsiTheme="minorHAnsi" w:cstheme="minorBidi"/>
-          <w:b w:val="0"/>
-          <w:kern w:val="2"/>
-          <w:szCs w:val="24"/>
-          <w:lang w:eastAsia="de-DE" w:bidi="ar-SA"/>
-          <w14:ligatures w14:val="standardContextual"/>
-        </w:rPr>
-      </w:pPr>
-      <w:hyperlink w:anchor="_Toc156654595" w:history="1">
-        <w:r>
-          <w:rPr>
-            <w:rStyle w:val="Hyperlink"/>
-          </w:rPr>
-          <w:t>2.5</w:t>
-        </w:r>
-        <w:r>
-          <w:rPr>
-            <w:rFonts w:asciiTheme="minorHAnsi" w:hAnsiTheme="minorHAnsi" w:cstheme="minorBidi"/>
-            <w:b w:val="0"/>
-            <w:kern w:val="2"/>
-            <w:szCs w:val="24"/>
-            <w:lang w:eastAsia="de-DE" w:bidi="ar-SA"/>
-            <w14:ligatures w14:val="standardContextual"/>
-          </w:rPr>
-          <w:tab/>
-        </w:r>
-        <w:r>
-          <w:rPr>
-            <w:rStyle w:val="Hyperlink"/>
-          </w:rPr>
-          <w:t>Meta UI</w:t>
-        </w:r>
-        <w:r>
-          <w:rPr>
-            <w:webHidden/>
-          </w:rPr>
-          <w:tab/>
-        </w:r>
-        <w:r>
-          <w:rPr>
-            <w:webHidden/>
-          </w:rPr>
-          <w:fldChar w:fldCharType="begin"/>
-        </w:r>
-        <w:r>
-          <w:rPr>
-            <w:webHidden/>
-          </w:rPr>
-          <w:instrText xml:space="preserve"> PAGEREF _Toc156654595 \h </w:instrText>
-        </w:r>
-        <w:r>
-          <w:rPr>
-            <w:webHidden/>
-          </w:rPr>
-        </w:r>
-        <w:r>
-          <w:rPr>
-            <w:webHidden/>
-          </w:rPr>
-          <w:fldChar w:fldCharType="separate"/>
-        </w:r>
-        <w:r>
-          <w:rPr>
-            <w:webHidden/>
-          </w:rPr>
-          <w:t>7</w:t>
+          <w:t>8</w:t>
         </w:r>
         <w:r>
           <w:rPr>
@@ -1388,7 +1116,7 @@
           <w14:ligatures w14:val="standardContextual"/>
         </w:rPr>
       </w:pPr>
-      <w:hyperlink w:anchor="_Toc156654596" w:history="1">
+      <w:hyperlink w:anchor="_Toc223515359" w:history="1">
         <w:r>
           <w:rPr>
             <w:rStyle w:val="Hyperlink"/>
@@ -1415,7 +1143,7 @@
             <w:noProof/>
             <w:lang w:bidi="en-US"/>
           </w:rPr>
-          <w:t>Entwicklung und Zukunft von Videospiel-UI</w:t>
+          <w:t>Kommunikationsdesign bei KH gmbh</w:t>
         </w:r>
         <w:r>
           <w:rPr>
@@ -1436,7 +1164,7 @@
             <w:noProof/>
             <w:webHidden/>
           </w:rPr>
-          <w:instrText xml:space="preserve"> PAGEREF _Toc156654596 \h </w:instrText>
+          <w:instrText xml:space="preserve"> PAGEREF _Toc223515359 \h </w:instrText>
         </w:r>
         <w:r>
           <w:rPr>
@@ -1456,7 +1184,7 @@
             <w:noProof/>
             <w:webHidden/>
           </w:rPr>
-          <w:t>8</w:t>
+          <w:t>9</w:t>
         </w:r>
         <w:r>
           <w:rPr>
@@ -1479,7 +1207,7 @@
           <w14:ligatures w14:val="standardContextual"/>
         </w:rPr>
       </w:pPr>
-      <w:hyperlink w:anchor="_Toc156654597" w:history="1">
+      <w:hyperlink w:anchor="_Toc223515360" w:history="1">
         <w:r>
           <w:rPr>
             <w:rStyle w:val="Hyperlink"/>
@@ -1501,7 +1229,7 @@
           <w:rPr>
             <w:rStyle w:val="Hyperlink"/>
           </w:rPr>
-          <w:t>Der Beginn bis 1990</w:t>
+          <w:t>Arbeitsumgebung</w:t>
         </w:r>
         <w:r>
           <w:rPr>
@@ -1519,7 +1247,7 @@
           <w:rPr>
             <w:webHidden/>
           </w:rPr>
-          <w:instrText xml:space="preserve"> PAGEREF _Toc156654597 \h </w:instrText>
+          <w:instrText xml:space="preserve"> PAGEREF _Toc223515360 \h </w:instrText>
         </w:r>
         <w:r>
           <w:rPr>
@@ -1536,165 +1264,7 @@
           <w:rPr>
             <w:webHidden/>
           </w:rPr>
-          <w:t>8</w:t>
-        </w:r>
-        <w:r>
-          <w:rPr>
-            <w:webHidden/>
-          </w:rPr>
-          <w:fldChar w:fldCharType="end"/>
-        </w:r>
-      </w:hyperlink>
-    </w:p>
-    <w:p>
-      <w:pPr>
-        <w:pStyle w:val="Verzeichnis2"/>
-        <w:rPr>
-          <w:rFonts w:asciiTheme="minorHAnsi" w:hAnsiTheme="minorHAnsi" w:cstheme="minorBidi"/>
-          <w:b w:val="0"/>
-          <w:kern w:val="2"/>
-          <w:szCs w:val="24"/>
-          <w:lang w:eastAsia="de-DE" w:bidi="ar-SA"/>
-          <w14:ligatures w14:val="standardContextual"/>
-        </w:rPr>
-      </w:pPr>
-      <w:hyperlink w:anchor="_Toc156654598" w:history="1">
-        <w:r>
-          <w:rPr>
-            <w:rStyle w:val="Hyperlink"/>
-          </w:rPr>
-          <w:t>3.2</w:t>
-        </w:r>
-        <w:r>
-          <w:rPr>
-            <w:rFonts w:asciiTheme="minorHAnsi" w:hAnsiTheme="minorHAnsi" w:cstheme="minorBidi"/>
-            <w:b w:val="0"/>
-            <w:kern w:val="2"/>
-            <w:szCs w:val="24"/>
-            <w:lang w:eastAsia="de-DE" w:bidi="ar-SA"/>
-            <w14:ligatures w14:val="standardContextual"/>
-          </w:rPr>
-          <w:tab/>
-        </w:r>
-        <w:r>
-          <w:rPr>
-            <w:rStyle w:val="Hyperlink"/>
-          </w:rPr>
-          <w:t>1990 bis 2010</w:t>
-        </w:r>
-        <w:r>
-          <w:rPr>
-            <w:webHidden/>
-          </w:rPr>
-          <w:tab/>
-        </w:r>
-        <w:r>
-          <w:rPr>
-            <w:webHidden/>
-          </w:rPr>
-          <w:fldChar w:fldCharType="begin"/>
-        </w:r>
-        <w:r>
-          <w:rPr>
-            <w:webHidden/>
-          </w:rPr>
-          <w:instrText xml:space="preserve"> PAGEREF _Toc156654598 \h </w:instrText>
-        </w:r>
-        <w:r>
-          <w:rPr>
-            <w:webHidden/>
-          </w:rPr>
-        </w:r>
-        <w:r>
-          <w:rPr>
-            <w:webHidden/>
-          </w:rPr>
-          <w:fldChar w:fldCharType="separate"/>
-        </w:r>
-        <w:r>
-          <w:rPr>
-            <w:webHidden/>
-          </w:rPr>
           <w:t>9</w:t>
-        </w:r>
-        <w:r>
-          <w:rPr>
-            <w:webHidden/>
-          </w:rPr>
-          <w:fldChar w:fldCharType="end"/>
-        </w:r>
-      </w:hyperlink>
-    </w:p>
-    <w:p>
-      <w:pPr>
-        <w:pStyle w:val="Verzeichnis2"/>
-        <w:rPr>
-          <w:rFonts w:asciiTheme="minorHAnsi" w:hAnsiTheme="minorHAnsi" w:cstheme="minorBidi"/>
-          <w:b w:val="0"/>
-          <w:kern w:val="2"/>
-          <w:szCs w:val="24"/>
-          <w:lang w:eastAsia="de-DE" w:bidi="ar-SA"/>
-          <w14:ligatures w14:val="standardContextual"/>
-        </w:rPr>
-      </w:pPr>
-      <w:hyperlink w:anchor="_Toc156654599" w:history="1">
-        <w:r>
-          <w:rPr>
-            <w:rStyle w:val="Hyperlink"/>
-          </w:rPr>
-          <w:t>3.3</w:t>
-        </w:r>
-        <w:r>
-          <w:rPr>
-            <w:rFonts w:asciiTheme="minorHAnsi" w:hAnsiTheme="minorHAnsi" w:cstheme="minorBidi"/>
-            <w:b w:val="0"/>
-            <w:kern w:val="2"/>
-            <w:szCs w:val="24"/>
-            <w:lang w:eastAsia="de-DE" w:bidi="ar-SA"/>
-            <w14:ligatures w14:val="standardContextual"/>
-          </w:rPr>
-          <w:tab/>
-        </w:r>
-        <w:r>
-          <w:rPr>
-            <w:rStyle w:val="Hyperlink"/>
-          </w:rPr>
-          <w:t>2010 bis in die Zukunft</w:t>
-        </w:r>
-        <w:r>
-          <w:rPr>
-            <w:webHidden/>
-          </w:rPr>
-          <w:tab/>
-        </w:r>
-        <w:r>
-          <w:rPr>
-            <w:webHidden/>
-          </w:rPr>
-          <w:fldChar w:fldCharType="begin"/>
-        </w:r>
-        <w:r>
-          <w:rPr>
-            <w:webHidden/>
-          </w:rPr>
-          <w:instrText xml:space="preserve"> PAGEREF _Toc156654599 \h </w:instrText>
-        </w:r>
-        <w:r>
-          <w:rPr>
-            <w:webHidden/>
-          </w:rPr>
-        </w:r>
-        <w:r>
-          <w:rPr>
-            <w:webHidden/>
-          </w:rPr>
-          <w:fldChar w:fldCharType="separate"/>
-        </w:r>
-        <w:r>
-          <w:rPr>
-            <w:webHidden/>
-          </w:rPr>
-          <w:t>10</w:t>
         </w:r>
         <w:r>
           <w:rPr>
@@ -1717,7 +1287,7 @@
           <w14:ligatures w14:val="standardContextual"/>
         </w:rPr>
       </w:pPr>
-      <w:hyperlink w:anchor="_Toc156654600" w:history="1">
+      <w:hyperlink w:anchor="_Toc223515361" w:history="1">
         <w:r>
           <w:rPr>
             <w:rStyle w:val="Hyperlink"/>
@@ -1744,7 +1314,7 @@
             <w:noProof/>
             <w:lang w:bidi="en-US"/>
           </w:rPr>
-          <w:t>Die Prinzipien hinter der UI</w:t>
+          <w:t>Schwerpunkte</w:t>
         </w:r>
         <w:r>
           <w:rPr>
@@ -1765,7 +1335,7 @@
             <w:noProof/>
             <w:webHidden/>
           </w:rPr>
-          <w:instrText xml:space="preserve"> PAGEREF _Toc156654600 \h </w:instrText>
+          <w:instrText xml:space="preserve"> PAGEREF _Toc223515361 \h </w:instrText>
         </w:r>
         <w:r>
           <w:rPr>
@@ -1785,11 +1355,169 @@
             <w:noProof/>
             <w:webHidden/>
           </w:rPr>
-          <w:t>11</w:t>
-        </w:r>
-        <w:r>
-          <w:rPr>
-            <w:noProof/>
+          <w:t>10</w:t>
+        </w:r>
+        <w:r>
+          <w:rPr>
+            <w:noProof/>
+            <w:webHidden/>
+          </w:rPr>
+          <w:fldChar w:fldCharType="end"/>
+        </w:r>
+      </w:hyperlink>
+    </w:p>
+    <w:p>
+      <w:pPr>
+        <w:pStyle w:val="Verzeichnis2"/>
+        <w:rPr>
+          <w:rFonts w:asciiTheme="minorHAnsi" w:hAnsiTheme="minorHAnsi" w:cstheme="minorBidi"/>
+          <w:b w:val="0"/>
+          <w:kern w:val="2"/>
+          <w:szCs w:val="24"/>
+          <w:lang w:eastAsia="de-DE" w:bidi="ar-SA"/>
+          <w14:ligatures w14:val="standardContextual"/>
+        </w:rPr>
+      </w:pPr>
+      <w:hyperlink w:anchor="_Toc223515362" w:history="1">
+        <w:r>
+          <w:rPr>
+            <w:rStyle w:val="Hyperlink"/>
+          </w:rPr>
+          <w:t>4.1</w:t>
+        </w:r>
+        <w:r>
+          <w:rPr>
+            <w:rFonts w:asciiTheme="minorHAnsi" w:hAnsiTheme="minorHAnsi" w:cstheme="minorBidi"/>
+            <w:b w:val="0"/>
+            <w:kern w:val="2"/>
+            <w:szCs w:val="24"/>
+            <w:lang w:eastAsia="de-DE" w:bidi="ar-SA"/>
+            <w14:ligatures w14:val="standardContextual"/>
+          </w:rPr>
+          <w:tab/>
+        </w:r>
+        <w:r>
+          <w:rPr>
+            <w:rStyle w:val="Hyperlink"/>
+          </w:rPr>
+          <w:t>Meine Rolle im Team</w:t>
+        </w:r>
+        <w:r>
+          <w:rPr>
+            <w:webHidden/>
+          </w:rPr>
+          <w:tab/>
+        </w:r>
+        <w:r>
+          <w:rPr>
+            <w:webHidden/>
+          </w:rPr>
+          <w:fldChar w:fldCharType="begin"/>
+        </w:r>
+        <w:r>
+          <w:rPr>
+            <w:webHidden/>
+          </w:rPr>
+          <w:instrText xml:space="preserve"> PAGEREF _Toc223515362 \h </w:instrText>
+        </w:r>
+        <w:r>
+          <w:rPr>
+            <w:webHidden/>
+          </w:rPr>
+        </w:r>
+        <w:r>
+          <w:rPr>
+            <w:webHidden/>
+          </w:rPr>
+          <w:fldChar w:fldCharType="separate"/>
+        </w:r>
+        <w:r>
+          <w:rPr>
+            <w:webHidden/>
+          </w:rPr>
+          <w:t>10</w:t>
+        </w:r>
+        <w:r>
+          <w:rPr>
+            <w:webHidden/>
+          </w:rPr>
+          <w:fldChar w:fldCharType="end"/>
+        </w:r>
+      </w:hyperlink>
+    </w:p>
+    <w:p>
+      <w:pPr>
+        <w:pStyle w:val="Verzeichnis2"/>
+        <w:rPr>
+          <w:rFonts w:asciiTheme="minorHAnsi" w:hAnsiTheme="minorHAnsi" w:cstheme="minorBidi"/>
+          <w:b w:val="0"/>
+          <w:kern w:val="2"/>
+          <w:szCs w:val="24"/>
+          <w:lang w:eastAsia="de-DE" w:bidi="ar-SA"/>
+          <w14:ligatures w14:val="standardContextual"/>
+        </w:rPr>
+      </w:pPr>
+      <w:hyperlink w:anchor="_Toc223515363" w:history="1">
+        <w:r>
+          <w:rPr>
+            <w:rStyle w:val="Hyperlink"/>
+          </w:rPr>
+          <w:t>4.2</w:t>
+        </w:r>
+        <w:r>
+          <w:rPr>
+            <w:rFonts w:asciiTheme="minorHAnsi" w:hAnsiTheme="minorHAnsi" w:cstheme="minorBidi"/>
+            <w:b w:val="0"/>
+            <w:kern w:val="2"/>
+            <w:szCs w:val="24"/>
+            <w:lang w:eastAsia="de-DE" w:bidi="ar-SA"/>
+            <w14:ligatures w14:val="standardContextual"/>
+          </w:rPr>
+          <w:tab/>
+        </w:r>
+        <w:r>
+          <w:rPr>
+            <w:rStyle w:val="Hyperlink"/>
+          </w:rPr>
+          <w:t>Arbeitsweise</w:t>
+        </w:r>
+        <w:r>
+          <w:rPr>
+            <w:webHidden/>
+          </w:rPr>
+          <w:tab/>
+        </w:r>
+        <w:r>
+          <w:rPr>
+            <w:webHidden/>
+          </w:rPr>
+          <w:fldChar w:fldCharType="begin"/>
+        </w:r>
+        <w:r>
+          <w:rPr>
+            <w:webHidden/>
+          </w:rPr>
+          <w:instrText xml:space="preserve"> PAGEREF _Toc223515363 \h </w:instrText>
+        </w:r>
+        <w:r>
+          <w:rPr>
+            <w:webHidden/>
+          </w:rPr>
+        </w:r>
+        <w:r>
+          <w:rPr>
+            <w:webHidden/>
+          </w:rPr>
+          <w:fldChar w:fldCharType="separate"/>
+        </w:r>
+        <w:r>
+          <w:rPr>
+            <w:webHidden/>
+          </w:rPr>
+          <w:t>10</w:t>
+        </w:r>
+        <w:r>
+          <w:rPr>
             <w:webHidden/>
           </w:rPr>
           <w:fldChar w:fldCharType="end"/>
@@ -1809,7 +1537,7 @@
           <w14:ligatures w14:val="standardContextual"/>
         </w:rPr>
       </w:pPr>
-      <w:hyperlink w:anchor="_Toc156654601" w:history="1">
+      <w:hyperlink w:anchor="_Toc223515364" w:history="1">
         <w:r>
           <w:rPr>
             <w:rStyle w:val="Hyperlink"/>
@@ -1836,7 +1564,7 @@
             <w:noProof/>
             <w:lang w:bidi="en-US"/>
           </w:rPr>
-          <w:t>Zusammenfassung</w:t>
+          <w:t>Projekte und Tätigkeiten</w:t>
         </w:r>
         <w:r>
           <w:rPr>
@@ -1857,7 +1585,7 @@
             <w:noProof/>
             <w:webHidden/>
           </w:rPr>
-          <w:instrText xml:space="preserve"> PAGEREF _Toc156654601 \h </w:instrText>
+          <w:instrText xml:space="preserve"> PAGEREF _Toc223515364 \h </w:instrText>
         </w:r>
         <w:r>
           <w:rPr>
@@ -1877,7 +1605,7 @@
             <w:noProof/>
             <w:webHidden/>
           </w:rPr>
-          <w:t>13</w:t>
+          <w:t>11</w:t>
         </w:r>
         <w:r>
           <w:rPr>
@@ -1901,7 +1629,7 @@
           <w14:ligatures w14:val="standardContextual"/>
         </w:rPr>
       </w:pPr>
-      <w:hyperlink w:anchor="_Toc156654602" w:history="1">
+      <w:hyperlink w:anchor="_Toc223515365" w:history="1">
         <w:r>
           <w:rPr>
             <w:rStyle w:val="Hyperlink"/>
@@ -1928,7 +1656,7 @@
             <w:noProof/>
             <w:lang w:bidi="en-US"/>
           </w:rPr>
-          <w:t>Literaturverzeichnis</w:t>
+          <w:t>Herausforderungen und Erlerntes</w:t>
         </w:r>
         <w:r>
           <w:rPr>
@@ -1949,7 +1677,7 @@
             <w:noProof/>
             <w:webHidden/>
           </w:rPr>
-          <w:instrText xml:space="preserve"> PAGEREF _Toc156654602 \h </w:instrText>
+          <w:instrText xml:space="preserve"> PAGEREF _Toc223515365 \h </w:instrText>
         </w:r>
         <w:r>
           <w:rPr>
@@ -1969,7 +1697,7 @@
             <w:noProof/>
             <w:webHidden/>
           </w:rPr>
-          <w:t>14</w:t>
+          <w:t>12</w:t>
         </w:r>
         <w:r>
           <w:rPr>
@@ -1993,7 +1721,7 @@
           <w14:ligatures w14:val="standardContextual"/>
         </w:rPr>
       </w:pPr>
-      <w:hyperlink w:anchor="_Toc156654603" w:history="1">
+      <w:hyperlink w:anchor="_Toc223515366" w:history="1">
         <w:r>
           <w:rPr>
             <w:rStyle w:val="Hyperlink"/>
@@ -2020,7 +1748,7 @@
             <w:noProof/>
             <w:lang w:bidi="en-US"/>
           </w:rPr>
-          <w:t>Hilfsmittel</w:t>
+          <w:t>Reflexion</w:t>
         </w:r>
         <w:r>
           <w:rPr>
@@ -2041,7 +1769,7 @@
             <w:noProof/>
             <w:webHidden/>
           </w:rPr>
-          <w:instrText xml:space="preserve"> PAGEREF _Toc156654603 \h </w:instrText>
+          <w:instrText xml:space="preserve"> PAGEREF _Toc223515366 \h </w:instrText>
         </w:r>
         <w:r>
           <w:rPr>
@@ -2061,7 +1789,270 @@
             <w:noProof/>
             <w:webHidden/>
           </w:rPr>
-          <w:t>16</w:t>
+          <w:t>13</w:t>
+        </w:r>
+        <w:r>
+          <w:rPr>
+            <w:noProof/>
+            <w:webHidden/>
+          </w:rPr>
+          <w:fldChar w:fldCharType="end"/>
+        </w:r>
+      </w:hyperlink>
+    </w:p>
+    <w:p>
+      <w:pPr>
+        <w:pStyle w:val="Verzeichnis1"/>
+        <w:rPr>
+          <w:rFonts w:asciiTheme="minorHAnsi" w:hAnsiTheme="minorHAnsi"/>
+          <w:b w:val="0"/>
+          <w:noProof/>
+          <w:kern w:val="2"/>
+          <w:szCs w:val="24"/>
+          <w:lang w:eastAsia="de-DE"/>
+          <w14:ligatures w14:val="standardContextual"/>
+        </w:rPr>
+      </w:pPr>
+      <w:hyperlink w:anchor="_Toc223515367" w:history="1">
+        <w:r>
+          <w:rPr>
+            <w:rStyle w:val="Hyperlink"/>
+            <w:noProof/>
+            <w:lang w:bidi="en-US"/>
+          </w:rPr>
+          <w:t>8</w:t>
+        </w:r>
+        <w:r>
+          <w:rPr>
+            <w:rFonts w:asciiTheme="minorHAnsi" w:hAnsiTheme="minorHAnsi"/>
+            <w:b w:val="0"/>
+            <w:noProof/>
+            <w:kern w:val="2"/>
+            <w:szCs w:val="24"/>
+            <w:lang w:eastAsia="de-DE"/>
+            <w14:ligatures w14:val="standardContextual"/>
+          </w:rPr>
+          <w:tab/>
+        </w:r>
+        <w:r>
+          <w:rPr>
+            <w:rStyle w:val="Hyperlink"/>
+            <w:noProof/>
+            <w:lang w:bidi="en-US"/>
+          </w:rPr>
+          <w:t>Anhang</w:t>
+        </w:r>
+        <w:r>
+          <w:rPr>
+            <w:noProof/>
+            <w:webHidden/>
+          </w:rPr>
+          <w:tab/>
+        </w:r>
+        <w:r>
+          <w:rPr>
+            <w:noProof/>
+            <w:webHidden/>
+          </w:rPr>
+          <w:fldChar w:fldCharType="begin"/>
+        </w:r>
+        <w:r>
+          <w:rPr>
+            <w:noProof/>
+            <w:webHidden/>
+          </w:rPr>
+          <w:instrText xml:space="preserve"> PAGEREF _Toc223515367 \h </w:instrText>
+        </w:r>
+        <w:r>
+          <w:rPr>
+            <w:noProof/>
+            <w:webHidden/>
+          </w:rPr>
+        </w:r>
+        <w:r>
+          <w:rPr>
+            <w:noProof/>
+            <w:webHidden/>
+          </w:rPr>
+          <w:fldChar w:fldCharType="separate"/>
+        </w:r>
+        <w:r>
+          <w:rPr>
+            <w:noProof/>
+            <w:webHidden/>
+          </w:rPr>
+          <w:t>14</w:t>
+        </w:r>
+        <w:r>
+          <w:rPr>
+            <w:noProof/>
+            <w:webHidden/>
+          </w:rPr>
+          <w:fldChar w:fldCharType="end"/>
+        </w:r>
+      </w:hyperlink>
+    </w:p>
+    <w:p>
+      <w:pPr>
+        <w:pStyle w:val="Verzeichnis2"/>
+        <w:rPr>
+          <w:rFonts w:asciiTheme="minorHAnsi" w:hAnsiTheme="minorHAnsi" w:cstheme="minorBidi"/>
+          <w:b w:val="0"/>
+          <w:kern w:val="2"/>
+          <w:szCs w:val="24"/>
+          <w:lang w:eastAsia="de-DE" w:bidi="ar-SA"/>
+          <w14:ligatures w14:val="standardContextual"/>
+        </w:rPr>
+      </w:pPr>
+      <w:hyperlink w:anchor="_Toc223515368" w:history="1">
+        <w:r>
+          <w:rPr>
+            <w:rStyle w:val="Hyperlink"/>
+          </w:rPr>
+          <w:t>8.1</w:t>
+        </w:r>
+        <w:r>
+          <w:rPr>
+            <w:rFonts w:asciiTheme="minorHAnsi" w:hAnsiTheme="minorHAnsi" w:cstheme="minorBidi"/>
+            <w:b w:val="0"/>
+            <w:kern w:val="2"/>
+            <w:szCs w:val="24"/>
+            <w:lang w:eastAsia="de-DE" w:bidi="ar-SA"/>
+            <w14:ligatures w14:val="standardContextual"/>
+          </w:rPr>
+          <w:tab/>
+        </w:r>
+        <w:r>
+          <w:rPr>
+            <w:rStyle w:val="Hyperlink"/>
+          </w:rPr>
+          <w:t>Bewerbung</w:t>
+        </w:r>
+        <w:r>
+          <w:rPr>
+            <w:webHidden/>
+          </w:rPr>
+          <w:tab/>
+        </w:r>
+        <w:r>
+          <w:rPr>
+            <w:webHidden/>
+          </w:rPr>
+          <w:fldChar w:fldCharType="begin"/>
+        </w:r>
+        <w:r>
+          <w:rPr>
+            <w:webHidden/>
+          </w:rPr>
+          <w:instrText xml:space="preserve"> PAGEREF _Toc223515368 \h </w:instrText>
+        </w:r>
+        <w:r>
+          <w:rPr>
+            <w:webHidden/>
+          </w:rPr>
+        </w:r>
+        <w:r>
+          <w:rPr>
+            <w:webHidden/>
+          </w:rPr>
+          <w:fldChar w:fldCharType="separate"/>
+        </w:r>
+        <w:r>
+          <w:rPr>
+            <w:webHidden/>
+          </w:rPr>
+          <w:t>14</w:t>
+        </w:r>
+        <w:r>
+          <w:rPr>
+            <w:webHidden/>
+          </w:rPr>
+          <w:fldChar w:fldCharType="end"/>
+        </w:r>
+      </w:hyperlink>
+    </w:p>
+    <w:p>
+      <w:pPr>
+        <w:pStyle w:val="Verzeichnis1"/>
+        <w:rPr>
+          <w:rFonts w:asciiTheme="minorHAnsi" w:hAnsiTheme="minorHAnsi"/>
+          <w:b w:val="0"/>
+          <w:noProof/>
+          <w:kern w:val="2"/>
+          <w:szCs w:val="24"/>
+          <w:lang w:eastAsia="de-DE"/>
+          <w14:ligatures w14:val="standardContextual"/>
+        </w:rPr>
+      </w:pPr>
+      <w:hyperlink w:anchor="_Toc223515369" w:history="1">
+        <w:r>
+          <w:rPr>
+            <w:rStyle w:val="Hyperlink"/>
+            <w:noProof/>
+            <w:lang w:bidi="en-US"/>
+          </w:rPr>
+          <w:t>9</w:t>
+        </w:r>
+        <w:r>
+          <w:rPr>
+            <w:rFonts w:asciiTheme="minorHAnsi" w:hAnsiTheme="minorHAnsi"/>
+            <w:b w:val="0"/>
+            <w:noProof/>
+            <w:kern w:val="2"/>
+            <w:szCs w:val="24"/>
+            <w:lang w:eastAsia="de-DE"/>
+            <w14:ligatures w14:val="standardContextual"/>
+          </w:rPr>
+          <w:tab/>
+        </w:r>
+        <w:r>
+          <w:rPr>
+            <w:rStyle w:val="Hyperlink"/>
+            <w:noProof/>
+            <w:lang w:bidi="en-US"/>
+          </w:rPr>
+          <w:t>Literaturverzeichnis</w:t>
+        </w:r>
+        <w:r>
+          <w:rPr>
+            <w:noProof/>
+            <w:webHidden/>
+          </w:rPr>
+          <w:tab/>
+        </w:r>
+        <w:r>
+          <w:rPr>
+            <w:noProof/>
+            <w:webHidden/>
+          </w:rPr>
+          <w:fldChar w:fldCharType="begin"/>
+        </w:r>
+        <w:r>
+          <w:rPr>
+            <w:noProof/>
+            <w:webHidden/>
+          </w:rPr>
+          <w:instrText xml:space="preserve"> PAGEREF _Toc223515369 \h </w:instrText>
+        </w:r>
+        <w:r>
+          <w:rPr>
+            <w:noProof/>
+            <w:webHidden/>
+          </w:rPr>
+        </w:r>
+        <w:r>
+          <w:rPr>
+            <w:noProof/>
+            <w:webHidden/>
+          </w:rPr>
+          <w:fldChar w:fldCharType="separate"/>
+        </w:r>
+        <w:r>
+          <w:rPr>
+            <w:noProof/>
+            <w:webHidden/>
+          </w:rPr>
+          <w:t>15</w:t>
         </w:r>
         <w:r>
           <w:rPr>
@@ -2114,7 +2105,7 @@
       <w:pPr>
         <w:pStyle w:val="MHUIberschrift1OhneNummerierung"/>
       </w:pPr>
-      <w:bookmarkStart w:id="2" w:name="_Toc156654585"/>
+      <w:bookmarkStart w:id="2" w:name="_Toc223515352"/>
       <w:r>
         <w:lastRenderedPageBreak/>
         <w:t>V</w:t>
@@ -2143,7 +2134,7 @@
         </w:rPr>
       </w:pPr>
       <w:bookmarkStart w:id="3" w:name="_Toc155788183"/>
-      <w:bookmarkStart w:id="4" w:name="_Toc156654586"/>
+      <w:bookmarkStart w:id="4" w:name="_Toc223515353"/>
       <w:r>
         <w:rPr>
           <w:rStyle w:val="textlayer--absolute"/>
@@ -2714,22 +2705,12 @@
           <w:rStyle w:val="textlayer--absolute"/>
         </w:rPr>
       </w:pPr>
-      <w:r>
-        <w:lastRenderedPageBreak/>
-        <w:fldChar w:fldCharType="begin"/>
-      </w:r>
-      <w:r>
-        <w:instrText xml:space="preserve"> INDEX \c "1" \z "1031" </w:instrText>
-      </w:r>
-      <w:r>
-        <w:fldChar w:fldCharType="separate"/>
-      </w:r>
-      <w:r>
-        <w:fldChar w:fldCharType="end"/>
-      </w:r>
+      <w:fldSimple w:instr=" INDEX \c &quot;1&quot; \z &quot;1031&quot; "/>
+      <w:bookmarkStart w:id="5" w:name="_Toc223515354"/>
       <w:r>
         <w:t>Einleitung</w:t>
       </w:r>
+      <w:bookmarkEnd w:id="5"/>
     </w:p>
     <w:p>
       <w:pPr>
@@ -2804,10 +2785,12 @@
       <w:pPr>
         <w:pStyle w:val="MHUIberschrift1"/>
       </w:pPr>
+      <w:bookmarkStart w:id="6" w:name="_Toc223515355"/>
       <w:r>
         <w:lastRenderedPageBreak/>
         <w:t>Continental AG</w:t>
       </w:r>
+      <w:bookmarkEnd w:id="6"/>
     </w:p>
     <w:p>
       <w:pPr>
@@ -2843,9 +2826,11 @@
       <w:pPr>
         <w:pStyle w:val="MHUIStrichliste"/>
       </w:pPr>
+      <w:proofErr w:type="spellStart"/>
       <w:r>
         <w:t>ContiTech</w:t>
       </w:r>
+      <w:proofErr w:type="spellEnd"/>
     </w:p>
     <w:p>
       <w:pPr>
@@ -2868,7 +2853,15 @@
         <w:pStyle w:val="MHUIFlietext"/>
       </w:pPr>
       <w:r>
-        <w:t xml:space="preserve">Continental fokussiert sich daher wieder vorallem auf das Kerngeschäft, nämlich den Tires Sektor. </w:t>
+        <w:t xml:space="preserve">Continental fokussiert sich daher wieder </w:t>
+      </w:r>
+      <w:proofErr w:type="spellStart"/>
+      <w:r>
+        <w:t>vorallem</w:t>
+      </w:r>
+      <w:proofErr w:type="spellEnd"/>
+      <w:r>
+        <w:t xml:space="preserve"> auf das Kerngeschäft, nämlich den Tires Sektor. </w:t>
       </w:r>
     </w:p>
     <w:p>
@@ -2886,19 +2879,29 @@
           <w:rStyle w:val="textlayer--absolute"/>
         </w:rPr>
       </w:pPr>
+      <w:bookmarkStart w:id="7" w:name="_Toc223515356"/>
       <w:r>
         <w:rPr>
           <w:rStyle w:val="textlayer--absolute"/>
         </w:rPr>
         <w:t>Contitech</w:t>
       </w:r>
+      <w:bookmarkEnd w:id="7"/>
     </w:p>
     <w:p>
       <w:pPr>
         <w:pStyle w:val="MHUIFlietext"/>
       </w:pPr>
       <w:r>
-        <w:t>Die ContiTech entwickelt Kunststofflösungen im industriellen Umfeld für verschiedenste Anwendungsbereiche unter der Leitung von Philip Nelles. Anfang 2025 hatte der Unternehmensteil 39.000 Mitarbeiter. (</w:t>
+        <w:t xml:space="preserve">Die </w:t>
+      </w:r>
+      <w:proofErr w:type="spellStart"/>
+      <w:r>
+        <w:t>ContiTech</w:t>
+      </w:r>
+      <w:proofErr w:type="spellEnd"/>
+      <w:r>
+        <w:t xml:space="preserve"> entwickelt Kunststofflösungen im industriellen Umfeld für verschiedenste Anwendungsbereiche unter der Leitung von Philip Nelles. Anfang 2025 hatte der Unternehmensteil 39.000 Mitarbeiter. (</w:t>
       </w:r>
       <w:r>
         <w:t>https://www.continental.com/de/presse/pressemitteilungen/20250408-continental/</w:t>
@@ -2912,11 +2915,27 @@
         <w:pStyle w:val="MHUIFlietext"/>
       </w:pPr>
       <w:r>
-        <w:t xml:space="preserve">Auch der Bereich ContiTech ist im starken Umbruch. So soll auch dieser Bereich in naher Zukunft ausgegliedert, von Continental losgelöst, werden und als eigenständiges Unternehmen geführt werden. Als Teil </w:t>
+        <w:t xml:space="preserve">Auch der Bereich </w:t>
+      </w:r>
+      <w:proofErr w:type="spellStart"/>
+      <w:r>
+        <w:t>ContiTech</w:t>
+      </w:r>
+      <w:proofErr w:type="spellEnd"/>
+      <w:r>
+        <w:t xml:space="preserve"> ist im starken Umbruch. So soll auch dieser Bereich in naher Zukunft ausgegliedert, von Continental losgelöst, werden und als eigenständiges Unternehmen geführt werden. Als Teil </w:t>
       </w:r>
       <w:r>
         <w:lastRenderedPageBreak/>
-        <w:t xml:space="preserve">der ContiTech war während meiner Zeit schon stark zu spüren, welche Unsicherheiten und Sorgen das mit sich bringen wird und bereits tut. So war ich regelmäßig teil so genannter Open Calls, in welchen immer wieder aufgezeigt wurde, wie der aktuelle Stand der Verkaufs ist und wie die Marktanteile und </w:t>
+        <w:t xml:space="preserve">der </w:t>
+      </w:r>
+      <w:proofErr w:type="spellStart"/>
+      <w:r>
+        <w:t>ContiTech</w:t>
+      </w:r>
+      <w:proofErr w:type="spellEnd"/>
+      <w:r>
+        <w:t xml:space="preserve"> war während meiner Zeit schon stark zu spüren, welche Unsicherheiten und Sorgen das mit sich bringen wird und bereits tut. So war ich regelmäßig teil so genannter Open Calls, in welchen immer wieder aufgezeigt wurde, wie der aktuelle Stand der Verkaufs ist und wie die Marktanteile und </w:t>
       </w:r>
       <w:r>
         <w:t>Performanceziele immer weiter sinken.</w:t>
@@ -2929,31 +2948,43 @@
           <w:rStyle w:val="textlayer--absolute"/>
         </w:rPr>
       </w:pPr>
+      <w:bookmarkStart w:id="8" w:name="_Toc223515357"/>
       <w:r>
         <w:rPr>
           <w:rStyle w:val="textlayer--absolute"/>
         </w:rPr>
         <w:t>SSL</w:t>
       </w:r>
+      <w:bookmarkEnd w:id="8"/>
     </w:p>
     <w:p>
       <w:pPr>
         <w:pStyle w:val="MHUIFlietext"/>
       </w:pPr>
       <w:r>
-        <w:t xml:space="preserve">Als Teil der ContiTech spezialisiert sich die SSL (Surface Solutions) auf Oberflächenmaterialien in verschiedenen Bereichen. Ein großer Bereich sind Automobilinterieure, jedoch sind auch Möbelbezüge und dekorative Materialien in diesem Bereich angesiedelt. </w:t>
+        <w:t xml:space="preserve">Als Teil der </w:t>
+      </w:r>
+      <w:proofErr w:type="spellStart"/>
+      <w:r>
+        <w:t>ContiTech</w:t>
+      </w:r>
+      <w:proofErr w:type="spellEnd"/>
+      <w:r>
+        <w:t xml:space="preserve"> spezialisiert sich die SSL (Surface Solutions) auf Oberflächenmaterialien in verschiedenen Bereichen. Ein großer Bereich sind Automobilinterieure, jedoch sind auch Möbelbezüge und dekorative Materialien in diesem Bereich angesiedelt. </w:t>
       </w:r>
     </w:p>
     <w:p>
       <w:pPr>
         <w:pStyle w:val="MHUIberschrift2"/>
       </w:pPr>
+      <w:bookmarkStart w:id="9" w:name="_Toc223515358"/>
       <w:r>
         <w:rPr>
           <w:rStyle w:val="textlayer--absolute"/>
         </w:rPr>
         <w:t>Konrad Hornschuch Gmbh</w:t>
       </w:r>
+      <w:bookmarkEnd w:id="9"/>
     </w:p>
     <w:p>
       <w:pPr>
@@ -2967,6 +2998,41 @@
       </w:r>
       <w:r>
         <w:t>tellungsstandort</w:t>
+      </w:r>
+      <w:r>
+        <w:t xml:space="preserve">, ist seit 2016 teil der Continental AG und wird im Zuge der Ausgliederung der </w:t>
+      </w:r>
+      <w:proofErr w:type="spellStart"/>
+      <w:r>
+        <w:t>ContiTech</w:t>
+      </w:r>
+      <w:proofErr w:type="spellEnd"/>
+      <w:r>
+        <w:t xml:space="preserve"> vermutlich 2026 ausschließlich zu </w:t>
+      </w:r>
+      <w:proofErr w:type="spellStart"/>
+      <w:r>
+        <w:t>ContiTech</w:t>
+      </w:r>
+      <w:proofErr w:type="spellEnd"/>
+      <w:r>
+        <w:t xml:space="preserve"> gehören.</w:t>
+      </w:r>
+    </w:p>
+    <w:p>
+      <w:pPr>
+        <w:pStyle w:val="MHUIFlietext"/>
+      </w:pPr>
+      <w:r>
+        <w:t xml:space="preserve">Auf dem Gelände der Konrad Hurnschuch GmbH wird </w:t>
+      </w:r>
+      <w:proofErr w:type="spellStart"/>
+      <w:r>
+        <w:t>vorallem</w:t>
+      </w:r>
+      <w:proofErr w:type="spellEnd"/>
+      <w:r>
+        <w:t xml:space="preserve"> für die Heimdekorationsmarke d-c-fix und den Folien- und Kunstleder- bzw. Oberflächenmarkt unter dem Namen Skai produziert. Für diese Bereiche war ich in meiner Zeit vor allem tätig, jedoch auch für Kooperationsprojekte innerhalb der SSL, wie dem Automotiv Bereich mit dem vorrangigen Produktionsstandort Hannover.</w:t>
       </w:r>
     </w:p>
     <w:p>
@@ -2976,6 +3042,7 @@
           <w:rStyle w:val="textlayer--absolute"/>
         </w:rPr>
       </w:pPr>
+      <w:bookmarkStart w:id="10" w:name="_Toc223515359"/>
       <w:r>
         <w:rPr>
           <w:rStyle w:val="textlayer--absolute"/>
@@ -2983,31 +3050,30 @@
         <w:lastRenderedPageBreak/>
         <w:t>Kommunikationsdesign bei KH gmbh</w:t>
       </w:r>
+      <w:bookmarkEnd w:id="10"/>
     </w:p>
     <w:p>
       <w:pPr>
         <w:pStyle w:val="MHUIFlietext"/>
       </w:pPr>
       <w:r>
-        <w:t>Wo liegen die Ursprünge der UI und des g</w:t>
-      </w:r>
-      <w:r>
-        <w:t>esamten</w:t>
-      </w:r>
-      <w:r>
-        <w:t xml:space="preserve"> Mediums, wie haben sich die verschiedenen Elemente über die Zeit entwickelt und was können wir daraus für die Zukunft mitnehmen? Diese Fragen sind nicht nur wichtig um Videospiele, sondern auch um die Prinzipien dahinter</w:t>
-      </w:r>
-      <w:r>
-        <w:t xml:space="preserve"> </w:t>
-      </w:r>
-      <w:r>
-        <w:t xml:space="preserve">zu </w:t>
-      </w:r>
-      <w:r>
-        <w:t>begreifen</w:t>
-      </w:r>
-      <w:r>
-        <w:t xml:space="preserve">. </w:t>
+        <w:t xml:space="preserve">Vom 01.09.2025 bis zum 28.02.2026 war ich teil des Kommunikationsdesignteams der Konrad Hornschuch GmbH. Als Teil der Abteilung </w:t>
+      </w:r>
+      <w:proofErr w:type="spellStart"/>
+      <w:r>
+        <w:t>Markteting</w:t>
+      </w:r>
+      <w:proofErr w:type="spellEnd"/>
+      <w:r>
+        <w:t xml:space="preserve"> Communication ist dies ein kleineres Team bestehend aus, inklusive mir, acht Personen unter der Leitung von Christian Wellnitz.</w:t>
+      </w:r>
+    </w:p>
+    <w:p>
+      <w:pPr>
+        <w:pStyle w:val="MHUIFlietext"/>
+      </w:pPr>
+      <w:r>
+        <w:t xml:space="preserve">Um eine zielgerichtete und an die Zielgruppe angepasste Kommunikation zu entwickeln benötigt es jedoch nicht nur </w:t>
       </w:r>
     </w:p>
     <w:p>
@@ -3017,12 +3083,14 @@
           <w:rStyle w:val="textlayer--absolute"/>
         </w:rPr>
       </w:pPr>
+      <w:bookmarkStart w:id="11" w:name="_Toc223515360"/>
       <w:r>
         <w:rPr>
           <w:rStyle w:val="textlayer--absolute"/>
         </w:rPr>
         <w:t>Arbeitsumgebung</w:t>
       </w:r>
+      <w:bookmarkEnd w:id="11"/>
     </w:p>
     <w:p>
       <w:pPr>
@@ -3080,7 +3148,15 @@
         <w:t xml:space="preserve">. Jedoch </w:t>
       </w:r>
       <w:r>
-        <w:t xml:space="preserve">gab es schon seit 1958 mit dem Spiel „Tennis for Two“ immer wieder </w:t>
+        <w:t xml:space="preserve">gab es schon seit 1958 mit dem Spiel „Tennis </w:t>
+      </w:r>
+      <w:proofErr w:type="spellStart"/>
+      <w:r>
+        <w:t>for</w:t>
+      </w:r>
+      <w:proofErr w:type="spellEnd"/>
+      <w:r>
+        <w:t xml:space="preserve"> Two“ immer wieder </w:t>
       </w:r>
       <w:r>
         <w:t>V</w:t>
@@ -3186,6 +3262,7 @@
           <w:rStyle w:val="textlayer--absolute"/>
         </w:rPr>
       </w:pPr>
+      <w:bookmarkStart w:id="12" w:name="_Toc223515361"/>
       <w:r>
         <w:rPr>
           <w:rStyle w:val="textlayer--absolute"/>
@@ -3193,6 +3270,7 @@
         <w:lastRenderedPageBreak/>
         <w:t>Schwerpunkte</w:t>
       </w:r>
+      <w:bookmarkEnd w:id="12"/>
     </w:p>
     <w:p>
       <w:pPr>
@@ -3224,9 +3302,11 @@
       <w:pPr>
         <w:pStyle w:val="MHUIberschrift2"/>
       </w:pPr>
+      <w:bookmarkStart w:id="13" w:name="_Toc223515362"/>
       <w:r>
         <w:t>Meine Rolle im Team</w:t>
       </w:r>
+      <w:bookmarkEnd w:id="13"/>
     </w:p>
     <w:p>
       <w:pPr>
@@ -3272,7 +3352,21 @@
         <w:rPr>
           <w:rStyle w:val="MHUIZitate"/>
         </w:rPr>
-        <w:t>„Sie werden völlig vertieft, ganz im Moment. Alles andere fällt weg, das Zeitgefühl verändert sich, und man vergisst fast, wer man ist und wo man sich befindet.“</w:t>
+        <w:t xml:space="preserve">„Sie werden völlig vertieft, ganz im Moment. Alles andere fällt weg, das Zeitgefühl verändert sich, und man vergisst </w:t>
+      </w:r>
+      <w:proofErr w:type="spellStart"/>
+      <w:r>
+        <w:rPr>
+          <w:rStyle w:val="MHUIZitate"/>
+        </w:rPr>
+        <w:t>fast</w:t>
+      </w:r>
+      <w:proofErr w:type="spellEnd"/>
+      <w:r>
+        <w:rPr>
+          <w:rStyle w:val="MHUIZitate"/>
+        </w:rPr>
+        <w:t>, wer man ist und wo man sich befindet.“</w:t>
       </w:r>
       <w:r>
         <w:t xml:space="preserve"> (Weinschenk, </w:t>
@@ -3300,9 +3394,11 @@
       <w:pPr>
         <w:pStyle w:val="MHUIberschrift2"/>
       </w:pPr>
+      <w:bookmarkStart w:id="14" w:name="_Toc223515363"/>
       <w:r>
         <w:t>Arbeitsweise</w:t>
       </w:r>
+      <w:bookmarkEnd w:id="14"/>
     </w:p>
     <w:p>
       <w:pPr>
@@ -3354,6 +3450,7 @@
           <w:rStyle w:val="textlayer--absolute"/>
         </w:rPr>
       </w:pPr>
+      <w:bookmarkStart w:id="15" w:name="_Toc223515364"/>
       <w:r>
         <w:rPr>
           <w:rStyle w:val="textlayer--absolute"/>
@@ -3361,6 +3458,7 @@
         <w:lastRenderedPageBreak/>
         <w:t>Projekte und Tätigkeiten</w:t>
       </w:r>
+      <w:bookmarkEnd w:id="15"/>
     </w:p>
     <w:p>
       <w:pPr>
@@ -3390,7 +3488,15 @@
         <w:t xml:space="preserve"> wird</w:t>
       </w:r>
       <w:r>
-        <w:t xml:space="preserve">, namentlich diegetische, nicht-diegetische, räumliche und Meta UI-Elemente. </w:t>
+        <w:t xml:space="preserve">, namentlich diegetische, nicht-diegetische, räumliche und </w:t>
+      </w:r>
+      <w:proofErr w:type="spellStart"/>
+      <w:r>
+        <w:t>Meta</w:t>
+      </w:r>
+      <w:proofErr w:type="spellEnd"/>
+      <w:r>
+        <w:t xml:space="preserve"> UI-Elemente. </w:t>
       </w:r>
       <w:r>
         <w:t xml:space="preserve">Dabei ist diegetische UI </w:t>
@@ -3411,7 +3517,15 @@
         <w:t>s</w:t>
       </w:r>
       <w:r>
-        <w:t xml:space="preserve">, nicht-diegetische nur für den Spieler bewusst wahrnehmbar, räumlich UI nur für den Spieler im Raum zu sehen und Meta UI ist </w:t>
+        <w:t xml:space="preserve">, nicht-diegetische nur für den Spieler bewusst wahrnehmbar, räumlich UI nur für den Spieler im Raum zu sehen und </w:t>
+      </w:r>
+      <w:proofErr w:type="spellStart"/>
+      <w:r>
+        <w:t>Meta</w:t>
+      </w:r>
+      <w:proofErr w:type="spellEnd"/>
+      <w:r>
+        <w:t xml:space="preserve"> UI ist </w:t>
       </w:r>
       <w:r>
         <w:t>Teil</w:t>
@@ -3457,36 +3571,44 @@
       <w:pPr>
         <w:pStyle w:val="MHUIberschrift1"/>
       </w:pPr>
+      <w:bookmarkStart w:id="16" w:name="_Toc223515365"/>
       <w:r>
         <w:lastRenderedPageBreak/>
         <w:t>Herausforderungen und Erlerntes</w:t>
       </w:r>
+      <w:bookmarkEnd w:id="16"/>
     </w:p>
     <w:p>
       <w:pPr>
         <w:pStyle w:val="MHUIberschrift1"/>
       </w:pPr>
+      <w:bookmarkStart w:id="17" w:name="_Toc223515366"/>
       <w:r>
         <w:lastRenderedPageBreak/>
         <w:t>Reflexion</w:t>
       </w:r>
+      <w:bookmarkEnd w:id="17"/>
     </w:p>
     <w:p>
       <w:pPr>
         <w:pStyle w:val="MHUIberschrift1"/>
       </w:pPr>
+      <w:bookmarkStart w:id="18" w:name="_Toc223515367"/>
       <w:r>
         <w:lastRenderedPageBreak/>
         <w:t>Anhang</w:t>
       </w:r>
+      <w:bookmarkEnd w:id="18"/>
     </w:p>
     <w:p>
       <w:pPr>
         <w:pStyle w:val="MHUIberschrift2"/>
       </w:pPr>
+      <w:bookmarkStart w:id="19" w:name="_Toc223515368"/>
       <w:r>
         <w:t>Bewerbung</w:t>
       </w:r>
+      <w:bookmarkEnd w:id="19"/>
     </w:p>
     <w:p>
       <w:pPr>
@@ -3503,8 +3625,8 @@
         <w:br w:type="page"/>
       </w:r>
     </w:p>
-    <w:bookmarkStart w:id="5" w:name="_Toc155788198" w:displacedByCustomXml="next"/>
-    <w:bookmarkStart w:id="6" w:name="_Toc156654602" w:displacedByCustomXml="next"/>
+    <w:bookmarkStart w:id="20" w:name="_Toc223515369" w:displacedByCustomXml="next"/>
+    <w:bookmarkStart w:id="21" w:name="_Toc155788198" w:displacedByCustomXml="next"/>
     <w:sdt>
       <w:sdtPr>
         <w:rPr>
@@ -3540,8 +3662,8 @@
           <w:r>
             <w:t>Literaturverzeichnis</w:t>
           </w:r>
-          <w:bookmarkEnd w:id="6"/>
-          <w:bookmarkEnd w:id="5"/>
+          <w:bookmarkEnd w:id="21"/>
+          <w:bookmarkEnd w:id="20"/>
         </w:p>
         <w:sdt>
           <w:sdtPr>
